--- a/alert-platform/docs/02-security.docx
+++ b/alert-platform/docs/02-security.docx
@@ -115,7 +115,7 @@
                 <w:color w:val="1F2937"/>
                 <w:sz w:val="19"/>
               </w:rPr>
-              <w:t>Архитектурно-техническая документация</w:t>
+              <w:t>Готово к рассмотрению и согласованию</w:t>
             </w:r>
           </w:p>
         </w:tc>
@@ -140,7 +140,7 @@
                 <w:color w:val="667085"/>
                 <w:sz w:val="18"/>
               </w:rPr>
-              <w:t>Основание</w:t>
+              <w:t>Назначение</w:t>
             </w:r>
           </w:p>
         </w:tc>
@@ -162,7 +162,7 @@
                 <w:color w:val="1F2937"/>
                 <w:sz w:val="19"/>
               </w:rPr>
-              <w:t>Фактическая реализация репозитория и целевые требования production-контура</w:t>
+              <w:t>Описание текущего состояния, целевой модели и условий промышленной эксплуатации</w:t>
             </w:r>
           </w:p>
         </w:tc>
@@ -214,53 +214,6 @@
           </w:p>
         </w:tc>
       </w:tr>
-      <w:tr>
-        <w:tc>
-          <w:tcPr>
-            <w:tcW w:type="dxa" w:w="2300"/>
-            <w:shd w:fill="F2F4F7"/>
-            <w:tcMar>
-              <w:top w:w="80" w:type="dxa"/>
-              <w:start w:w="120" w:type="dxa"/>
-              <w:bottom w:w="80" w:type="dxa"/>
-              <w:end w:w="120" w:type="dxa"/>
-            </w:tcMar>
-          </w:tcPr>
-          <w:p>
-            <w:r/>
-            <w:r>
-              <w:rPr>
-                <w:rFonts w:ascii="Calibri" w:hAnsi="Calibri" w:eastAsia="Calibri"/>
-                <w:color w:val="667085"/>
-                <w:sz w:val="18"/>
-              </w:rPr>
-              <w:t>Исходный файл</w:t>
-            </w:r>
-          </w:p>
-        </w:tc>
-        <w:tc>
-          <w:tcPr>
-            <w:tcW w:type="dxa" w:w="7060"/>
-            <w:tcMar>
-              <w:top w:w="80" w:type="dxa"/>
-              <w:start w:w="120" w:type="dxa"/>
-              <w:bottom w:w="80" w:type="dxa"/>
-              <w:end w:w="120" w:type="dxa"/>
-            </w:tcMar>
-          </w:tcPr>
-          <w:p>
-            <w:r/>
-            <w:r>
-              <w:rPr>
-                <w:rFonts w:ascii="Calibri" w:hAnsi="Calibri" w:eastAsia="Calibri"/>
-                <w:color w:val="1F2937"/>
-                <w:sz w:val="19"/>
-              </w:rPr>
-              <w:t>02-security.md</w:t>
-            </w:r>
-          </w:p>
-        </w:tc>
-      </w:tr>
     </w:tbl>
     <w:p>
       <w:r>
@@ -719,7 +672,7 @@
           <w:rFonts w:ascii="Calibri" w:hAnsi="Calibri" w:eastAsia="Calibri"/>
           <w:color w:val="1F2937"/>
         </w:rPr>
-        <w:t>Документ описывает безопасность платформы централизованного приёма, обработки и адресной доставки технологических оповещений «Диспетчер». Он фиксирует не только целевую модель, но и фактическое состояние репозитория и пилотного Docker Compose-стенда на 10 августа 2026 года. Требования целевой архитектуры нельзя автоматически считать реализованными: для каждого механизма ниже указан один из трёх статусов.</w:t>
+        <w:t>Документ описывает безопасность платформы централизованного приёма, обработки и адресной доставки технологических оповещений «Диспетчер». Он фиксирует не только целевую модель, но и фактическое состояние пилотного стенда на 10 августа 2026 года. Требования целевой архитектуры нельзя автоматически считать реализованными: для каждого механизма ниже указан один из трёх статусов.</w:t>
       </w:r>
     </w:p>
     <w:tbl>
@@ -859,7 +812,7 @@
                 <w:color w:val="1F2937"/>
                 <w:sz w:val="17"/>
               </w:rPr>
-              <w:t>Механизм присутствует в коде, схеме БД или конфигурации стенда. Если репозиторий содержит сведения о живой проверке, это отмечено отдельно.</w:t>
+              <w:t>Механизм присутствует в коде, схеме БД или конфигурации стенда. Результаты проведённых живых проверок отмечены отдельно.</w:t>
             </w:r>
           </w:p>
         </w:tc>
@@ -2236,82 +2189,49 @@
         <w:t>4. Границы доверия и потоки данных</w:t>
       </w:r>
     </w:p>
-    <w:tbl>
-      <w:tblPr>
-        <w:tblStyle w:val="TableGrid"/>
-        <w:tblW w:type="dxa" w:w="9360"/>
-        <w:jc w:val="left"/>
-        <w:tblLayout w:type="fixed"/>
-        <w:tblLook w:firstColumn="1" w:firstRow="1" w:lastColumn="0" w:lastRow="0" w:noHBand="0" w:noVBand="1" w:val="04A0"/>
-        <w:tblInd w:w="120" w:type="dxa"/>
-      </w:tblPr>
-      <w:tblGrid>
-        <w:gridCol w:w="9360"/>
-      </w:tblGrid>
-      <w:tr>
-        <w:tc>
-          <w:tcPr>
-            <w:tcW w:type="dxa" w:w="9360"/>
-            <w:shd w:fill="F8FAFC"/>
-            <w:tcMar>
-              <w:top w:w="80" w:type="dxa"/>
-              <w:start w:w="120" w:type="dxa"/>
-              <w:bottom w:w="80" w:type="dxa"/>
-              <w:end w:w="120" w:type="dxa"/>
-            </w:tcMar>
-          </w:tcPr>
-          <w:p>
-            <w:pPr>
-              <w:spacing w:after="0" w:line="240" w:lineRule="auto"/>
-            </w:pPr>
-            <w:r/>
-            <w:r>
-              <w:rPr>
-                <w:rFonts w:ascii="Liberation Mono" w:hAnsi="Liberation Mono" w:eastAsia="Liberation Mono"/>
-                <w:color w:val="1F2937"/>
-                <w:sz w:val="17"/>
-              </w:rPr>
-              <w:t>[Zabbix/SolarWinds/АСУ ТП]</w:t>
-              <w:br/>
-              <w:t xml:space="preserve">          | HTTP ingest, недоверенное содержимое</w:t>
-              <w:br/>
-              <w:t xml:space="preserve">          v</w:t>
-              <w:br/>
-              <w:t xml:space="preserve"> [Gateway:8080] ---- T1 ----&gt; [PostgreSQL: signals + queue]</w:t>
-              <w:br/>
-              <w:t xml:space="preserve">                                     |</w:t>
-              <w:br/>
-              <w:t xml:space="preserve">                              T2     | SQL</w:t>
-              <w:br/>
-              <w:t xml:space="preserve">                                     v</w:t>
-              <w:br/>
-              <w:t xml:space="preserve">                           [Pipeline / Planner] ----&gt; [локальный Ollama]</w:t>
-              <w:br/>
-              <w:t xml:space="preserve">                                     |</w:t>
-              <w:br/>
-              <w:t xml:space="preserve">                              delivery_outbox</w:t>
-              <w:br/>
-              <w:t xml:space="preserve">                                     v</w:t>
-              <w:br/>
-              <w:t xml:space="preserve">                           [Python TrueConf adapter] ---- T3 ----&gt; [TrueConf]</w:t>
-              <w:br/>
-              <w:br/>
-              <w:t>[Браузер] ---- T4 HTTPS/сессия ----&gt; [Admin Console] ---- SQL ----&gt; [PostgreSQL]</w:t>
-              <w:br/>
-              <w:t>[TrueConf user] -- команда --&gt; [Bot] -- персональная token-link --&gt; [Admin Console]</w:t>
-              <w:br/>
-              <w:br/>
-              <w:t>[PostgreSQL change_events/signals] --&gt; [changelog-worker]</w:t>
-              <w:br/>
-              <w:t xml:space="preserve">      --&gt; [Redpanda] --&gt; [ClickHouse] и --&gt; [MinIO]</w:t>
-            </w:r>
-          </w:p>
-        </w:tc>
-      </w:tr>
-    </w:tbl>
     <w:p>
       <w:pPr>
-        <w:spacing w:before="40" w:after="120"/>
+        <w:jc w:val="center"/>
+      </w:pPr>
+      <w:r>
+        <w:drawing>
+          <wp:inline xmlns:a="http://schemas.openxmlformats.org/drawingml/2006/main" xmlns:pic="http://schemas.openxmlformats.org/drawingml/2006/picture">
+            <wp:extent cx="5715000" cy="4253023"/>
+            <wp:docPr id="1" name="Picture 1" title="Архитектурная схема 1" descr="Архитектурная схема компонентов и потоков платформы"/>
+            <wp:cNvGraphicFramePr>
+              <a:graphicFrameLocks noChangeAspect="1"/>
+            </wp:cNvGraphicFramePr>
+            <a:graphic>
+              <a:graphicData uri="http://schemas.openxmlformats.org/drawingml/2006/picture">
+                <pic:pic>
+                  <pic:nvPicPr>
+                    <pic:cNvPr id="0" name="diagram-01.png"/>
+                    <pic:cNvPicPr/>
+                  </pic:nvPicPr>
+                  <pic:blipFill>
+                    <a:blip r:embed="rId11"/>
+                    <a:stretch>
+                      <a:fillRect/>
+                    </a:stretch>
+                  </pic:blipFill>
+                  <pic:spPr>
+                    <a:xfrm>
+                      <a:off x="0" y="0"/>
+                      <a:ext cx="5715000" cy="4253023"/>
+                    </a:xfrm>
+                    <a:prstGeom prst="rect"/>
+                  </pic:spPr>
+                </pic:pic>
+              </a:graphicData>
+            </a:graphic>
+          </wp:inline>
+        </w:drawing>
+      </w:r>
+    </w:p>
+    <w:p>
+      <w:pPr>
+        <w:spacing w:after="160"/>
+        <w:jc w:val="center"/>
       </w:pPr>
       <w:r>
         <w:rPr>
@@ -2320,7 +2240,7 @@
           <w:color w:val="667085"/>
           <w:sz w:val="17"/>
         </w:rPr>
-        <w:t>Листинг • text</w:t>
+        <w:t>Схема 1</w:t>
       </w:r>
     </w:p>
     <w:p>
@@ -5171,7 +5091,7 @@
           <w:rFonts w:ascii="Calibri" w:hAnsi="Calibri" w:eastAsia="Calibri"/>
           <w:color w:val="1F2937"/>
         </w:rPr>
-        <w:t xml:space="preserve">В репозитории нет реальных production-секретов, однако Compose содержит демонстрационные значения по умолчанию: пароль PostgreSQL </w:t>
+        <w:t xml:space="preserve">В рабочей конфигурации не зафиксированы реальные production-секреты, однако демонстрационный стенд содержит известные значения по умолчанию: пароль PostgreSQL </w:t>
       </w:r>
       <w:r>
         <w:rPr>
@@ -5185,7 +5105,7 @@
           <w:rFonts w:ascii="Calibri" w:hAnsi="Calibri" w:eastAsia="Calibri"/>
           <w:color w:val="1F2937"/>
         </w:rPr>
-        <w:t>, session secret, LDAP search fallback, пароль ClickHouse, MinIO root credentials и пароль replicator fallback. Это не скрывается и является блокирующим риском для production. TrueConf credentials пусты по умолчанию и должны приходить извне. Секреты в environment доступны оператору Docker и потенциально процессам/диагностике хоста.</w:t>
+        <w:t>, session secret, LDAP search fallback, пароль ClickHouse, MinIO root credentials и пароль replicator fallback. Это является блокирующим риском для production. TrueConf credentials пусты по умолчанию и должны поступать из внешнего защищённого хранилища. Секреты в environment доступны оператору Docker и потенциально процессам и диагностике хоста.</w:t>
       </w:r>
     </w:p>
     <w:p>
@@ -5294,21 +5214,7 @@
           <w:rFonts w:ascii="Calibri" w:hAnsi="Calibri" w:eastAsia="Calibri"/>
           <w:color w:val="1F2937"/>
         </w:rPr>
-        <w:t xml:space="preserve"> хоста. В SECURITY.md зафиксирована живая внешняя проверка портов Redpanda/ClickHouse/MinIO с результатом </w:t>
-      </w:r>
-      <w:r>
-        <w:rPr>
-          <w:rFonts w:ascii="Liberation Mono" w:hAnsi="Liberation Mono" w:eastAsia="Liberation Mono"/>
-          <w:color w:val="1F2937"/>
-        </w:rPr>
-        <w:t>Connection refused</w:t>
-      </w:r>
-      <w:r>
-        <w:rPr>
-          <w:rFonts w:ascii="Calibri" w:hAnsi="Calibri" w:eastAsia="Calibri"/>
-          <w:color w:val="1F2937"/>
-        </w:rPr>
-        <w:t xml:space="preserve">. Gateway 8081 и Admin Console 8090 опубликованы без host IP и потому потенциально слушают все интерфейсы. Остальные Compose-сервисы находятся в одной сети по умолчанию. Pipeline, planner и admin достигают host Ollama через </w:t>
+        <w:t xml:space="preserve"> хоста. Проведённая внешняя проверка портов Redpanda, ClickHouse и MinIO завершилась отказом соединения. Gateway 8081 и Admin Console 8090 опубликованы без host IP и потому потенциально слушают все интерфейсы. Остальные сервисы находятся в одной сети по умолчанию. Pipeline, planner и admin достигают host Ollama через </w:t>
       </w:r>
       <w:r>
         <w:rPr>
@@ -5487,28 +5393,28 @@
           <w:rFonts w:ascii="Calibri" w:hAnsi="Calibri" w:eastAsia="Calibri"/>
           <w:color w:val="1F2937"/>
         </w:rPr>
-        <w:t xml:space="preserve"> Корневой Python Dockerfile не задаёт </w:t>
+        <w:t xml:space="preserve"> Базовый Python-образ не задаёт непривилегированного пользователя, поэтому TrueConf adapter, demo и deprovision внутри контейнера работают root. Контейнерная конфигурация не задаёт </w:t>
       </w:r>
       <w:r>
         <w:rPr>
           <w:rFonts w:ascii="Liberation Mono" w:hAnsi="Liberation Mono" w:eastAsia="Liberation Mono"/>
           <w:color w:val="1F2937"/>
         </w:rPr>
-        <w:t>USER</w:t>
+        <w:t>read_only</w:t>
       </w:r>
       <w:r>
         <w:rPr>
           <w:rFonts w:ascii="Calibri" w:hAnsi="Calibri" w:eastAsia="Calibri"/>
           <w:color w:val="1F2937"/>
         </w:rPr>
-        <w:t xml:space="preserve">, поэтому TrueConf adapter, demo и deprovision внутри контейнера работают root. Compose не задаёт </w:t>
+        <w:t xml:space="preserve">, </w:t>
       </w:r>
       <w:r>
         <w:rPr>
           <w:rFonts w:ascii="Liberation Mono" w:hAnsi="Liberation Mono" w:eastAsia="Liberation Mono"/>
           <w:color w:val="1F2937"/>
         </w:rPr>
-        <w:t>read_only</w:t>
+        <w:t>cap_drop: ALL</w:t>
       </w:r>
       <w:r>
         <w:rPr>
@@ -5522,13 +5428,27 @@
           <w:rFonts w:ascii="Liberation Mono" w:hAnsi="Liberation Mono" w:eastAsia="Liberation Mono"/>
           <w:color w:val="1F2937"/>
         </w:rPr>
-        <w:t>cap_drop: ALL</w:t>
+        <w:t>no-new-privileges</w:t>
       </w:r>
       <w:r>
         <w:rPr>
           <w:rFonts w:ascii="Calibri" w:hAnsi="Calibri" w:eastAsia="Calibri"/>
           <w:color w:val="1F2937"/>
         </w:rPr>
+        <w:t xml:space="preserve">, seccomp/AppArmor, PID/process limits и явные CPU limits для большинства сервисов. Образы </w:t>
+      </w:r>
+      <w:r>
+        <w:rPr>
+          <w:rFonts w:ascii="Liberation Mono" w:hAnsi="Liberation Mono" w:eastAsia="Liberation Mono"/>
+          <w:color w:val="1F2937"/>
+        </w:rPr>
+        <w:t>glauth:latest</w:t>
+      </w:r>
+      <w:r>
+        <w:rPr>
+          <w:rFonts w:ascii="Calibri" w:hAnsi="Calibri" w:eastAsia="Calibri"/>
+          <w:color w:val="1F2937"/>
+        </w:rPr>
         <w:t xml:space="preserve">, </w:t>
       </w:r>
       <w:r>
@@ -5536,56 +5456,14 @@
           <w:rFonts w:ascii="Liberation Mono" w:hAnsi="Liberation Mono" w:eastAsia="Liberation Mono"/>
           <w:color w:val="1F2937"/>
         </w:rPr>
-        <w:t>no-new-privileges</w:t>
+        <w:t>postgres:pg16</w:t>
       </w:r>
       <w:r>
         <w:rPr>
           <w:rFonts w:ascii="Calibri" w:hAnsi="Calibri" w:eastAsia="Calibri"/>
           <w:color w:val="1F2937"/>
         </w:rPr>
-        <w:t xml:space="preserve">, seccomp/AppArmor, PID/process limits и явные CPU limits для большинства сервисов. Образы </w:t>
-      </w:r>
-      <w:r>
-        <w:rPr>
-          <w:rFonts w:ascii="Liberation Mono" w:hAnsi="Liberation Mono" w:eastAsia="Liberation Mono"/>
-          <w:color w:val="1F2937"/>
-        </w:rPr>
-        <w:t>glauth:latest</w:t>
-      </w:r>
-      <w:r>
-        <w:rPr>
-          <w:rFonts w:ascii="Calibri" w:hAnsi="Calibri" w:eastAsia="Calibri"/>
-          <w:color w:val="1F2937"/>
-        </w:rPr>
-        <w:t xml:space="preserve">, </w:t>
-      </w:r>
-      <w:r>
-        <w:rPr>
-          <w:rFonts w:ascii="Liberation Mono" w:hAnsi="Liberation Mono" w:eastAsia="Liberation Mono"/>
-          <w:color w:val="1F2937"/>
-        </w:rPr>
-        <w:t>postgres:pg16</w:t>
-      </w:r>
-      <w:r>
-        <w:rPr>
-          <w:rFonts w:ascii="Calibri" w:hAnsi="Calibri" w:eastAsia="Calibri"/>
-          <w:color w:val="1F2937"/>
-        </w:rPr>
-        <w:t xml:space="preserve"> и некоторые builder/base tags не закреплены digest; </w:t>
-      </w:r>
-      <w:r>
-        <w:rPr>
-          <w:rFonts w:ascii="Liberation Mono" w:hAnsi="Liberation Mono" w:eastAsia="Liberation Mono"/>
-          <w:color w:val="1F2937"/>
-        </w:rPr>
-        <w:t>go mod download</w:t>
-      </w:r>
-      <w:r>
-        <w:rPr>
-          <w:rFonts w:ascii="Calibri" w:hAnsi="Calibri" w:eastAsia="Calibri"/>
-          <w:color w:val="1F2937"/>
-        </w:rPr>
-        <w:t>, pip и npm получают зависимости из внешнего registry во время сборки. В репозитории не обнаружены SBOM, подпись образов, attestation/SLSA, автоматический CVE scan или license gate. Go/Node/Python базовые версии должны отслеживаться по сроку поддержки.</w:t>
+        <w:t xml:space="preserve"> и некоторые builder/base tags не закреплены digest; Go, pip и npm получают зависимости из внешнего registry во время сборки. В составе поставки не обнаружены SBOM, подпись образов, attestation/SLSA, автоматический CVE scan или license gate. Go/Node/Python базовые версии должны отслеживаться по сроку поддержки.</w:t>
       </w:r>
     </w:p>
     <w:p>
@@ -5602,7 +5480,7 @@
           <w:rFonts w:ascii="Calibri" w:hAnsi="Calibri" w:eastAsia="Calibri"/>
           <w:color w:val="1F2937"/>
         </w:rPr>
-        <w:t xml:space="preserve"> Закрепить все образы и зависимости version+digest/hash; внутренний registry/proxy; reproducible build без сетевого доступа после vendor stage; CycloneDX/SPDX SBOM для каждого образа; сканирование Trivy/Grype и policy по критичности; подпись Cosign и проверка admission policy; secret scan; provenance. Python перевести на non-root, выдать read-only rootfs и tmpfs </w:t>
+        <w:t xml:space="preserve"> Закрепить все образы и зависимости version+digest/hash; использовать внутренний registry/proxy; обеспечить воспроизводимую сборку без сетевого доступа после подготовки зависимостей; формировать CycloneDX/SPDX SBOM для каждого образа; выполнять сканирование Trivy/Grype и применять policy по критичности; подписывать образы Cosign и проверять admission policy; выполнять secret scan и сохранять provenance. Python перевести на non-root, выдать read-only rootfs и tmpfs </w:t>
       </w:r>
       <w:r>
         <w:rPr>
@@ -5616,7 +5494,7 @@
           <w:rFonts w:ascii="Calibri" w:hAnsi="Calibri" w:eastAsia="Calibri"/>
           <w:color w:val="1F2937"/>
         </w:rPr>
-        <w:t xml:space="preserve">, удалить package manager из runtime, drop capabilities, </w:t>
+        <w:t xml:space="preserve">, удалить package manager из runtime, сбросить capabilities, включить </w:t>
       </w:r>
       <w:r>
         <w:rPr>
@@ -5630,7 +5508,7 @@
           <w:rFonts w:ascii="Calibri" w:hAnsi="Calibri" w:eastAsia="Calibri"/>
           <w:color w:val="1F2937"/>
         </w:rPr>
-        <w:t>, лимиты CPU/RAM/PID. Разделить build и production runtime Dockerfile. Обновления должны проходить staging и иметь rollback.</w:t>
+        <w:t xml:space="preserve"> и лимиты CPU/RAM/PID. Разделить сборочную и рабочую стадии контейнерных образов. Обновления должны проходить staging и иметь rollback.</w:t>
       </w:r>
     </w:p>
     <w:p>
@@ -5805,7 +5683,7 @@
           <w:rFonts w:ascii="Calibri" w:hAnsi="Calibri" w:eastAsia="Calibri"/>
           <w:color w:val="1F2937"/>
         </w:rPr>
-        <w:t>Архитектурно контур правильно вынесен из критического пути: остановка MinIO не мешает gateway отвечать 202; worker повторяет архивирование с прежнего watermark. ClickHouse low-code поиск использует whitelist полей и именованные параметры; попытка SQL-инъекции в имени поля, согласно SECURITY.md, дала 422. Порты привязаны к loopback, память ограничена.</w:t>
+        <w:t>Архитектурно контур правильно вынесен из критического пути: остановка MinIO не мешает gateway отвечать 202; worker повторяет архивирование с прежнего watermark. ClickHouse low-code поиск использует whitelist полей и именованные параметры; проведённая попытка SQL-инъекции в имени поля завершилась ответом 422. Порты привязаны к loopback, память ограничена.</w:t>
       </w:r>
     </w:p>
     <w:p>
@@ -5929,7 +5807,7 @@
           <w:rFonts w:ascii="Calibri" w:hAnsi="Calibri" w:eastAsia="Calibri"/>
           <w:color w:val="1F2937"/>
         </w:rPr>
-        <w:t xml:space="preserve"> Ежедневный </w:t>
+        <w:t xml:space="preserve"> Предусмотрен ежедневный </w:t>
       </w:r>
       <w:r>
         <w:rPr>
@@ -5943,35 +5821,21 @@
           <w:rFonts w:ascii="Calibri" w:hAnsi="Calibri" w:eastAsia="Calibri"/>
           <w:color w:val="1F2937"/>
         </w:rPr>
-        <w:t xml:space="preserve"> в 03:00 с ротацией 7 дней и пробным восстановлением указан в </w:t>
+        <w:t xml:space="preserve"> в 03:00 с ротацией 7 дней и пробным восстановлением; операционные скрипты находятся на сервере и требуют отдельного управления конфигурацией. Есть асинхронная физическая replica, доступная только для чтения; измерен малый replay lag. Replica bootstrap выполняется через </w:t>
       </w:r>
       <w:r>
         <w:rPr>
           <w:rFonts w:ascii="Liberation Mono" w:hAnsi="Liberation Mono" w:eastAsia="Liberation Mono"/>
           <w:color w:val="1F2937"/>
         </w:rPr>
-        <w:t>INFRASTRUCTURE.md</w:t>
+        <w:t>pg_basebackup -R</w:t>
       </w:r>
       <w:r>
         <w:rPr>
           <w:rFonts w:ascii="Calibri" w:hAnsi="Calibri" w:eastAsia="Calibri"/>
           <w:color w:val="1F2937"/>
         </w:rPr>
-        <w:t xml:space="preserve">; скрипты находятся на сервере, а не в репозитории. Есть асинхронная физическая replica, доступная только для чтения; измерен малый replay lag. Replica bootstrap выполняется через </w:t>
-      </w:r>
-      <w:r>
-        <w:rPr>
-          <w:rFonts w:ascii="Liberation Mono" w:hAnsi="Liberation Mono" w:eastAsia="Liberation Mono"/>
-          <w:color w:val="1F2937"/>
-        </w:rPr>
-        <w:t>pg_basebackup -R</w:t>
-      </w:r>
-      <w:r>
-        <w:rPr>
-          <w:rFonts w:ascii="Calibri" w:hAnsi="Calibri" w:eastAsia="Calibri"/>
-          <w:color w:val="1F2937"/>
-        </w:rPr>
-        <w:t>, репликационная роль ограничена compose-подсетью и SCRAM. Promotion ручной; приложение автоматически не переключается.</w:t>
+        <w:t>, репликационная роль ограничена внутренней подсетью и SCRAM. Promotion ручной; приложение автоматически не переключается.</w:t>
       </w:r>
     </w:p>
     <w:p>
@@ -6676,7 +6540,7 @@
           <w:rFonts w:ascii="Calibri" w:hAnsi="Calibri" w:eastAsia="Calibri"/>
           <w:color w:val="1F2937"/>
         </w:rPr>
-        <w:t>Следующие пункты не подтверждены только анализом репозитория и не должны считаться выполненными без дополнительных доказательств:</w:t>
+        <w:t>Следующие пункты не подтверждены имеющимся набором проверок и не должны считаться выполненными без дополнительных доказательств:</w:t>
       </w:r>
     </w:p>
     <w:p>
@@ -6736,7 +6600,7 @@
           <w:rFonts w:ascii="Calibri" w:hAnsi="Calibri" w:eastAsia="Calibri"/>
           <w:color w:val="1F2937"/>
         </w:rPr>
-        <w:t>настройки корпоративного AD/LDAPS, MFA, password/lockout policy и процесс увольнения — репозиторий содержит только GLAUTH;</w:t>
+        <w:t>настройки корпоративного AD/LDAPS, MFA, password/lockout policy и процесс увольнения — в пилоте представлен только демонстрационный LDAP-каталог;</w:t>
       </w:r>
     </w:p>
     <w:p>
@@ -6784,35 +6648,7 @@
           <w:rFonts w:ascii="Calibri" w:hAnsi="Calibri" w:eastAsia="Calibri"/>
           <w:color w:val="1F2937"/>
         </w:rPr>
-        <w:t xml:space="preserve">наличие, местоположение, доступ, шифрование и off-site-копия серверных </w:t>
-      </w:r>
-      <w:r>
-        <w:rPr>
-          <w:rFonts w:ascii="Liberation Mono" w:hAnsi="Liberation Mono" w:eastAsia="Liberation Mono"/>
-          <w:color w:val="1F2937"/>
-        </w:rPr>
-        <w:t>pg_backup.sh</w:t>
-      </w:r>
-      <w:r>
-        <w:rPr>
-          <w:rFonts w:ascii="Calibri" w:hAnsi="Calibri" w:eastAsia="Calibri"/>
-          <w:color w:val="1F2937"/>
-        </w:rPr>
-        <w:t>/</w:t>
-      </w:r>
-      <w:r>
-        <w:rPr>
-          <w:rFonts w:ascii="Liberation Mono" w:hAnsi="Liberation Mono" w:eastAsia="Liberation Mono"/>
-          <w:color w:val="1F2937"/>
-        </w:rPr>
-        <w:t>pg_restore.sh</w:t>
-      </w:r>
-      <w:r>
-        <w:rPr>
-          <w:rFonts w:ascii="Calibri" w:hAnsi="Calibri" w:eastAsia="Calibri"/>
-          <w:color w:val="1F2937"/>
-        </w:rPr>
-        <w:t>; повторный restore drill после изменений схемы;</w:t>
+        <w:t>наличие, местоположение, доступ, шифрование и off-site-копия серверных процедур резервного копирования и восстановления; повторный restore drill после изменений схемы;</w:t>
       </w:r>
     </w:p>
     <w:p>
@@ -6848,7 +6684,7 @@
           <w:rFonts w:ascii="Calibri" w:hAnsi="Calibri" w:eastAsia="Calibri"/>
           <w:color w:val="1F2937"/>
         </w:rPr>
-        <w:t>отсутствие egress из Ollama и контейнеров к внешним облакам на уровне сети, а не только отсутствие таких URL в коде;</w:t>
+        <w:t>отсутствие egress из Ollama и контейнеров к внешним облакам на уровне сети, а не только отсутствие таких вызовов в приложении;</w:t>
       </w:r>
     </w:p>
     <w:p>
